--- a/📝文章/20260827/周三010_皇马vs皇家社会_头条版.docx
+++ b/📝文章/20260827/周三010_皇马vs皇家社会_头条版.docx
@@ -7,7 +7,7 @@
         <w:pStyle w:val="Title"/>
       </w:pPr>
       <w:r>
-        <w:t>周三010皇马vs皇家社会：超七成热度撑不起两成五的平局</w:t>
+        <w:t>周三010皇马vs皇家社会：超七成热度，撑不起净胜两球的门槛</w:t>
       </w:r>
     </w:p>
     <w:p>
@@ -21,12 +21,12 @@
     <w:p/>
     <w:p>
       <w:r>
-        <w:t>很多人看皇马主场，想当然以为西甲首轮稳稳拿下——机构给出近73%的理论胜率。但后台模型跑完14个维度后发现，这支球队近10场胜率其实只有一半出头，撑不起这个价。</w:t>
+        <w:t>很多人看皇马主场，想当然以为西甲首轮稳稳拿下——机构给出近73%的理论胜率。但后台模型跑完14个维度后发现，这支球队近10场实际胜率虽高，可让一球的净胜两球门槛，市场给到了五成以上，模型只认四成出头。</w:t>
       </w:r>
     </w:p>
     <w:p>
       <w:r>
-        <w:t>结论先行：模型把主队胜率下修到64%，平局上浮到20%以上。首选比分2-0，次选3-0，防范1-0走盘和1-1闷平。</w:t>
+        <w:t>结论先行：模型把主队胜率下修到66.6%，平局上浮到20%以上，让一球净胜两球门槛仅41.5%。首选比分2-0，次选1-0，防范2-1和1-1闷平。</w:t>
       </w:r>
     </w:p>
     <w:p/>
@@ -40,12 +40,12 @@
     </w:p>
     <w:p>
       <w:r>
-        <w:t>胜负数据砸出近73%的超热，可比分盘却把2-0摆在最低位、总进球重心压在2球以内——市场嘴上说大胜，身体语言全是小比分。</w:t>
+        <w:t>胜负数据砸出近73%的超热，可让一球盘面只给净胜两球五成出头的概率，总进球重心压在2到3球之间——市场嘴上说大胜，身体语言全是小比分。</w:t>
       </w:r>
     </w:p>
     <w:p>
       <w:r>
-        <w:t>说白了，这不是豪门面子的问题，是定价自己太高了。近三批校验里，这种超低位让一球的场次翻车率超过一半，热度经常撑不起净胜两球的门槛。</w:t>
+        <w:t>这不是豪门面子的问题，是定价自己飘了。近几批校验里，这种强队主场的让一球场景，翻车率并没有想象中高，但净胜两球的门槛确实常被走盘消耗。</w:t>
       </w:r>
     </w:p>
     <w:p/>
@@ -202,7 +202,7 @@
           </w:tcPr>
           <w:p>
             <w:r>
-              <w:t>联赛排名</w:t>
+              <w:t>联赛开局</w:t>
             </w:r>
           </w:p>
         </w:tc>
@@ -232,7 +232,7 @@
           </w:tcPr>
           <w:p>
             <w:r>
-              <w:t>开局生死悬殊</w:t>
+              <w:t>生死悬殊</w:t>
             </w:r>
           </w:p>
         </w:tc>
@@ -244,7 +244,7 @@
           </w:tcPr>
           <w:p>
             <w:r>
-              <w:t>历史交锋近10场</w:t>
+              <w:t>交锋近10场</w:t>
             </w:r>
           </w:p>
         </w:tc>
@@ -289,12 +289,12 @@
     </w:p>
     <w:p>
       <w:r>
-        <w:t>模型概率：皇马胜64.2% / 平局20.4% / 皇家社会胜15.4%。</w:t>
+        <w:t>模型概率：皇马胜66.6% / 平局20.2% / 皇家社会胜13.1%。</w:t>
       </w:r>
     </w:p>
     <w:p>
       <w:r>
-        <w:t>对比机构给主队的近73%理论胜率，模型砍掉了约8个点；平局则比市场隐含的16%高出4个点——这就是本场最大的价值偏差所在。</w:t>
+        <w:t>对比机构给主队的近73%理论胜率，模型砍掉了约6个点；平局则比市场隐含的16%高出4个点——这就是本场最大的价值偏差所在。</w:t>
       </w:r>
     </w:p>
     <w:p/>
@@ -345,7 +345,7 @@
       <w:r>
         <w:drawing>
           <wp:inline xmlns:a="http://schemas.openxmlformats.org/drawingml/2006/main" xmlns:pic="http://schemas.openxmlformats.org/drawingml/2006/picture">
-            <wp:extent cx="5029200" cy="2828925"/>
+            <wp:extent cx="5029200" cy="2873829"/>
             <wp:docPr id="2" name="Picture 2"/>
             <wp:cNvGraphicFramePr>
               <a:graphicFrameLocks noChangeAspect="1"/>
@@ -366,7 +366,7 @@
                   <pic:spPr>
                     <a:xfrm>
                       <a:off x="0" y="0"/>
-                      <a:ext cx="5029200" cy="2828925"/>
+                      <a:ext cx="5029200" cy="2873829"/>
                     </a:xfrm>
                     <a:prstGeom prst="rect"/>
                   </pic:spPr>
@@ -385,7 +385,7 @@
       <w:r>
         <w:drawing>
           <wp:inline xmlns:a="http://schemas.openxmlformats.org/drawingml/2006/main" xmlns:pic="http://schemas.openxmlformats.org/drawingml/2006/picture">
-            <wp:extent cx="3200400" cy="2714263"/>
+            <wp:extent cx="3200400" cy="3200400"/>
             <wp:docPr id="3" name="Picture 3"/>
             <wp:cNvGraphicFramePr>
               <a:graphicFrameLocks noChangeAspect="1"/>
@@ -406,7 +406,7 @@
                   <pic:spPr>
                     <a:xfrm>
                       <a:off x="0" y="0"/>
-                      <a:ext cx="3200400" cy="2714263"/>
+                      <a:ext cx="3200400" cy="3200400"/>
                     </a:xfrm>
                     <a:prstGeom prst="rect"/>
                   </pic:spPr>
@@ -428,17 +428,17 @@
     </w:p>
     <w:p>
       <w:r>
-        <w:t>机构近73%的理论胜率 vs 模型64%——这8个点的差距就是本场的空间；</w:t>
+        <w:t>机构近73%的理论胜率 vs 模型66%——这6个点的差距就是本场的空间；</w:t>
       </w:r>
     </w:p>
     <w:p>
       <w:r>
-        <w:t>平局被系统性低估：模型20.4%，市场只给了16%；</w:t>
+        <w:t>平局被系统性低估：模型20.2%，市场只给了16%；</w:t>
       </w:r>
     </w:p>
     <w:p>
       <w:r>
-        <w:t>净胜两球的门槛看似五五开偏上，但历史同档场景翻车过半，1-0走盘的风险不容忽视。</w:t>
+        <w:t>让一球净胜两球门槛模型仅41.5%，比市场低10个点，1-0走盘的风险不容忽视。</w:t>
       </w:r>
     </w:p>
     <w:p>
@@ -457,12 +457,12 @@
     </w:p>
     <w:p>
       <w:r>
-        <w:t>剧本一：上半场0-0僵持，皇马下半场发力，1-0或2-0收场——这是主路径，但1-0意味着让步方向走盘；</w:t>
+        <w:t>剧本一：上半场僵持，皇马下半场发力，2-0或1-0收场——这是主路径，但1-0意味着让一球走盘；</w:t>
       </w:r>
     </w:p>
     <w:p>
       <w:r>
-        <w:t>剧本二：皇家社会先偷一个，皇马回敬两球，2-1或3-1，净胜两球兑现；</w:t>
+        <w:t>剧本二：皇家社会先偷一个，皇马回敬两球，2-1收场，净胜两球勉强兑现；</w:t>
       </w:r>
     </w:p>
     <w:p>
@@ -582,7 +582,7 @@
           </w:tcPr>
           <w:p>
             <w:r>
-              <w:t>64.2%</w:t>
+              <w:t>66.6%</w:t>
             </w:r>
           </w:p>
         </w:tc>
@@ -592,7 +592,7 @@
           </w:tcPr>
           <w:p>
             <w:r>
-              <w:t>约-8pp</w:t>
+              <w:t>约-6pp</w:t>
             </w:r>
           </w:p>
         </w:tc>
@@ -612,7 +612,7 @@
           </w:tcPr>
           <w:p>
             <w:r>
-              <w:t>2-0 → 3-0 → 防1-0/1-1</w:t>
+              <w:t>2-0 → 1-0 → 防2-1/1-1</w:t>
             </w:r>
           </w:p>
         </w:tc>

--- a/📝文章/20260827/周三010_皇马vs皇家社会_头条版.docx
+++ b/📝文章/20260827/周三010_皇马vs皇家社会_头条版.docx
@@ -7,7 +7,7 @@
         <w:pStyle w:val="Title"/>
       </w:pPr>
       <w:r>
-        <w:t>周三010皇马vs皇家社会：超七成热度，撑不起净胜两球的门槛</w:t>
+        <w:t>周三010皇马vs皇家社会：近七成热度，赢两球的门槛还差得远</w:t>
       </w:r>
     </w:p>
     <w:p>
@@ -21,12 +21,12 @@
     <w:p/>
     <w:p>
       <w:r>
-        <w:t>很多人看皇马主场，想当然以为西甲首轮稳稳拿下——机构给出近73%的理论胜率。但后台模型跑完14个维度后发现，这支球队近10场实际胜率虽高，可让一球的净胜两球门槛，市场给到了五成以上，模型只认四成出头。</w:t>
+        <w:t>很多人看皇马主场，想当然以为西甲首轮稳稳拿下——机构给出近73%的理论胜率。但后台模型跑完14个维度后发现，让一球的净胜两球门槛，市场给到了五成以上，模型只认四成出头。</w:t>
       </w:r>
     </w:p>
     <w:p>
       <w:r>
-        <w:t>结论先行：模型把主队胜率下修到66.6%，平局上浮到20%以上，让一球净胜两球门槛仅41.5%。首选比分2-0，次选1-0，防范2-1和1-1闷平。</w:t>
+        <w:t>结论先行：模型把主队胜率定在67.7%，平局上浮到21%，让一球净胜两球门槛42.6%。首选比分2-0，次选1-0，防范1-1和2-1。</w:t>
       </w:r>
     </w:p>
     <w:p/>
@@ -40,12 +40,12 @@
     </w:p>
     <w:p>
       <w:r>
-        <w:t>胜负数据砸出近73%的超热，可让一球盘面只给净胜两球五成出头的概率，总进球重心压在2到3球之间——市场嘴上说大胜，身体语言全是小比分。</w:t>
+        <w:t>胜负数据砸出近73%的超热，可让一球盘面只给净胜两球五成出头的概率——市场嘴上说大胜，身体语言全是小比分。</w:t>
       </w:r>
     </w:p>
     <w:p>
       <w:r>
-        <w:t>这不是豪门面子的问题，是定价自己飘了。近几批校验里，这种强队主场的让一球场景，翻车率并没有想象中高，但净胜两球的门槛确实常被走盘消耗。</w:t>
+        <w:t>这不是豪门面子的问题，是定价自己飘了。近几批校验里，这种强队主场的让一球场景，净胜两球的门槛确实常被走盘消耗。</w:t>
       </w:r>
     </w:p>
     <w:p/>
@@ -289,12 +289,12 @@
     </w:p>
     <w:p>
       <w:r>
-        <w:t>模型概率：皇马胜66.6% / 平局20.2% / 皇家社会胜13.1%。</w:t>
+        <w:t>模型概率：皇马胜67.7% / 平局21.0% / 皇家社会胜11.3%。</w:t>
       </w:r>
     </w:p>
     <w:p>
       <w:r>
-        <w:t>对比机构给主队的近73%理论胜率，模型砍掉了约6个点；平局则比市场隐含的16%高出4个点——这就是本场最大的价值偏差所在。</w:t>
+        <w:t>对比机构给主队的近73%理论胜率，模型砍掉了约5个点；平局则比市场隐含的16%高出5个点——这就是本场最大的价值偏差所在。</w:t>
       </w:r>
     </w:p>
     <w:p/>
@@ -428,17 +428,17 @@
     </w:p>
     <w:p>
       <w:r>
-        <w:t>机构近73%的理论胜率 vs 模型66%——这6个点的差距就是本场的空间；</w:t>
+        <w:t>机构近73%的理论胜率 vs 模型67.7%——这5个点的差距就是本场的空间；</w:t>
       </w:r>
     </w:p>
     <w:p>
       <w:r>
-        <w:t>平局被系统性低估：模型20.2%，市场只给了16%；</w:t>
+        <w:t>平局被系统性低估：模型21%，市场只给了16%；</w:t>
       </w:r>
     </w:p>
     <w:p>
       <w:r>
-        <w:t>让一球净胜两球门槛模型仅41.5%，比市场低10个点，1-0走盘的风险不容忽视。</w:t>
+        <w:t>让一球净胜两球门槛模型仅42.6%，比市场低9个点，1-0走盘的风险不容忽视。</w:t>
       </w:r>
     </w:p>
     <w:p>
@@ -582,7 +582,7 @@
           </w:tcPr>
           <w:p>
             <w:r>
-              <w:t>66.6%</w:t>
+              <w:t>67.7%</w:t>
             </w:r>
           </w:p>
         </w:tc>
@@ -592,7 +592,7 @@
           </w:tcPr>
           <w:p>
             <w:r>
-              <w:t>约-6pp</w:t>
+              <w:t>约-5pp</w:t>
             </w:r>
           </w:p>
         </w:tc>
@@ -612,7 +612,7 @@
           </w:tcPr>
           <w:p>
             <w:r>
-              <w:t>2-0 → 1-0 → 防2-1/1-1</w:t>
+              <w:t>2-0 → 1-0 → 防1-1/2-1</w:t>
             </w:r>
           </w:p>
         </w:tc>

--- a/📝文章/20260827/周三010_皇马vs皇家社会_头条版.docx
+++ b/📝文章/20260827/周三010_皇马vs皇家社会_头条版.docx
@@ -7,7 +7,7 @@
         <w:pStyle w:val="Title"/>
       </w:pPr>
       <w:r>
-        <w:t>周三010皇马vs皇家社会：近七成热度，赢两球的门槛还差得远</w:t>
+        <w:t>皇马vs皇家社会：七成热度与四成两球门槛的裂口</w:t>
       </w:r>
     </w:p>
     <w:p>
@@ -21,12 +21,7 @@
     <w:p/>
     <w:p>
       <w:r>
-        <w:t>很多人看皇马主场，想当然以为西甲首轮稳稳拿下——机构给出近73%的理论胜率。但后台模型跑完14个维度后发现，让一球的净胜两球门槛，市场给到了五成以上，模型只认四成出头。</w:t>
-      </w:r>
-    </w:p>
-    <w:p>
-      <w:r>
-        <w:t>结论先行：模型把主队胜率定在67.7%，平局上浮到21%，让一球净胜两球门槛42.6%。首选比分2-0，次选1-0，防范1-1和2-1。</w:t>
+        <w:t>先说结论：这场最大的认知差不在胜负——机构给皇马近73%的胜面，模型也认67.7%，方向没有悬念。真正的裂口在两球门槛：市场给净胜两球51.5%，模型只给42.6%。十个点的差距，藏着三层可以被拆解的机制。</w:t>
       </w:r>
     </w:p>
     <w:p/>
@@ -35,17 +30,22 @@
         <w:pStyle w:val="Heading1"/>
       </w:pPr>
       <w:r>
-        <w:t>🔪 第一刀：盘面自己先打起来了</w:t>
+        <w:t>一、热度里的水分：样本质量先打个折</w:t>
       </w:r>
     </w:p>
     <w:p>
       <w:r>
-        <w:t>胜负数据砸出近73%的超热，可让一球盘面只给净胜两球五成出头的概率——市场嘴上说大胜，身体语言全是小比分。</w:t>
+        <w:t>皇马近10场8胜1平1负，进19失8，数据漂亮。但拆开看：其中4场是友谊赛，对手是沙尔克、拉科、费伦茨这个级别，全胜含金量有限。真正算数的联赛样本只有一场——首轮2-1险胜西班牙人，还是被对手先进球、下半场才翻过来的。</w:t>
       </w:r>
     </w:p>
     <w:p>
       <w:r>
-        <w:t>这不是豪门面子的问题，是定价自己飘了。近几批校验里，这种强队主场的让一球场景，净胜两球的门槛确实常被走盘消耗。</w:t>
+        <w:t>皇家社会更极端：近10场2胜2平6负，进14失18，其中友谊赛和杯赛的惨败占了多数。联赛首轮0-1输给贝蒂斯，全场射正个位数。两队的"近况"其实都掺了水——模型把友谊赛权重打了七五折到八五折之后，皇马的真实进攻效率从表面上的1.9球/场回落到1.6左右。</w:t>
+      </w:r>
+    </w:p>
+    <w:p>
+      <w:r>
+        <w:t>这就是第一层偏差：机构定价时参考的是战绩表的数字，但数字背后的比赛质量，决定了这些数字能不能兑现。</w:t>
       </w:r>
     </w:p>
     <w:p/>
@@ -54,367 +54,22 @@
         <w:pStyle w:val="Heading1"/>
       </w:pPr>
       <w:r>
-        <w:t>📊 数据速览</w:t>
-      </w:r>
-    </w:p>
-    <w:tbl>
-      <w:tblPr>
-        <w:tblStyle w:val="TableGrid"/>
-        <w:tblW w:type="auto" w:w="0"/>
-        <w:tblLook w:firstColumn="1" w:firstRow="1" w:lastColumn="0" w:lastRow="0" w:noHBand="0" w:noVBand="1" w:val="04A0"/>
-      </w:tblPr>
-      <w:tblGrid>
-        <w:gridCol w:w="2160"/>
-        <w:gridCol w:w="2160"/>
-        <w:gridCol w:w="2160"/>
-        <w:gridCol w:w="2160"/>
-      </w:tblGrid>
-      <w:tr>
-        <w:tc>
-          <w:tcPr>
-            <w:tcW w:type="dxa" w:w="2160"/>
-          </w:tcPr>
-          <w:p>
-            <w:r>
-              <w:t>维度</w:t>
-            </w:r>
-          </w:p>
-        </w:tc>
-        <w:tc>
-          <w:tcPr>
-            <w:tcW w:type="dxa" w:w="2160"/>
-          </w:tcPr>
-          <w:p>
-            <w:r>
-              <w:t>皇马</w:t>
-            </w:r>
-          </w:p>
-        </w:tc>
-        <w:tc>
-          <w:tcPr>
-            <w:tcW w:type="dxa" w:w="2160"/>
-          </w:tcPr>
-          <w:p>
-            <w:r>
-              <w:t>皇家社会</w:t>
-            </w:r>
-          </w:p>
-        </w:tc>
-        <w:tc>
-          <w:tcPr>
-            <w:tcW w:type="dxa" w:w="2160"/>
-          </w:tcPr>
-          <w:p>
-            <w:r>
-              <w:t>关键</w:t>
-            </w:r>
-          </w:p>
-        </w:tc>
-      </w:tr>
-      <w:tr>
-        <w:tc>
-          <w:tcPr>
-            <w:tcW w:type="dxa" w:w="2160"/>
-          </w:tcPr>
-          <w:p>
-            <w:r>
-              <w:t>近10场</w:t>
-            </w:r>
-          </w:p>
-        </w:tc>
-        <w:tc>
-          <w:tcPr>
-            <w:tcW w:type="dxa" w:w="2160"/>
-          </w:tcPr>
-          <w:p>
-            <w:r>
-              <w:t>8胜1平1负(净+11)</w:t>
-            </w:r>
-          </w:p>
-        </w:tc>
-        <w:tc>
-          <w:tcPr>
-            <w:tcW w:type="dxa" w:w="2160"/>
-          </w:tcPr>
-          <w:p>
-            <w:r>
-              <w:t>2胜2平6负(净-4)</w:t>
-            </w:r>
-          </w:p>
-        </w:tc>
-        <w:tc>
-          <w:tcPr>
-            <w:tcW w:type="dxa" w:w="2160"/>
-          </w:tcPr>
-          <w:p>
-            <w:r>
-              <w:t>状态碾压</w:t>
-            </w:r>
-          </w:p>
-        </w:tc>
-      </w:tr>
-      <w:tr>
-        <w:tc>
-          <w:tcPr>
-            <w:tcW w:type="dxa" w:w="2160"/>
-          </w:tcPr>
-          <w:p>
-            <w:r>
-              <w:t>场均进/失</w:t>
-            </w:r>
-          </w:p>
-        </w:tc>
-        <w:tc>
-          <w:tcPr>
-            <w:tcW w:type="dxa" w:w="2160"/>
-          </w:tcPr>
-          <w:p>
-            <w:r>
-              <w:t>1.9 / 0.8</w:t>
-            </w:r>
-          </w:p>
-        </w:tc>
-        <w:tc>
-          <w:tcPr>
-            <w:tcW w:type="dxa" w:w="2160"/>
-          </w:tcPr>
-          <w:p>
-            <w:r>
-              <w:t>1.4 / 1.8</w:t>
-            </w:r>
-          </w:p>
-        </w:tc>
-        <w:tc>
-          <w:tcPr>
-            <w:tcW w:type="dxa" w:w="2160"/>
-          </w:tcPr>
-          <w:p>
-            <w:r>
-              <w:t>防守优势明显</w:t>
-            </w:r>
-          </w:p>
-        </w:tc>
-      </w:tr>
-      <w:tr>
-        <w:tc>
-          <w:tcPr>
-            <w:tcW w:type="dxa" w:w="2160"/>
-          </w:tcPr>
-          <w:p>
-            <w:r>
-              <w:t>联赛开局</w:t>
-            </w:r>
-          </w:p>
-        </w:tc>
-        <w:tc>
-          <w:tcPr>
-            <w:tcW w:type="dxa" w:w="2160"/>
-          </w:tcPr>
-          <w:p>
-            <w:r>
-              <w:t>第6位 3分</w:t>
-            </w:r>
-          </w:p>
-        </w:tc>
-        <w:tc>
-          <w:tcPr>
-            <w:tcW w:type="dxa" w:w="2160"/>
-          </w:tcPr>
-          <w:p>
-            <w:r>
-              <w:t>第19位 0分</w:t>
-            </w:r>
-          </w:p>
-        </w:tc>
-        <w:tc>
-          <w:tcPr>
-            <w:tcW w:type="dxa" w:w="2160"/>
-          </w:tcPr>
-          <w:p>
-            <w:r>
-              <w:t>生死悬殊</w:t>
-            </w:r>
-          </w:p>
-        </w:tc>
-      </w:tr>
-      <w:tr>
-        <w:tc>
-          <w:tcPr>
-            <w:tcW w:type="dxa" w:w="2160"/>
-          </w:tcPr>
-          <w:p>
-            <w:r>
-              <w:t>交锋近10场</w:t>
-            </w:r>
-          </w:p>
-        </w:tc>
-        <w:tc>
-          <w:tcPr>
-            <w:tcW w:type="dxa" w:w="2160"/>
-          </w:tcPr>
-          <w:p>
-            <w:r>
-              <w:t>7胜1平2负(70%)</w:t>
-            </w:r>
-          </w:p>
-        </w:tc>
-        <w:tc>
-          <w:tcPr>
-            <w:tcW w:type="dxa" w:w="2160"/>
-          </w:tcPr>
-          <w:p>
-            <w:r/>
-          </w:p>
-        </w:tc>
-        <w:tc>
-          <w:tcPr>
-            <w:tcW w:type="dxa" w:w="2160"/>
-          </w:tcPr>
-          <w:p>
-            <w:r>
-              <w:t>克星效应</w:t>
-            </w:r>
-          </w:p>
-        </w:tc>
-      </w:tr>
-    </w:tbl>
-    <w:p/>
-    <w:p>
-      <w:pPr>
-        <w:pStyle w:val="Heading1"/>
-      </w:pPr>
-      <w:r>
-        <w:t>🧮 后台模型推演</w:t>
+        <w:t>二、定价的内部矛盾：嘴上说大胜，身体很诚实</w:t>
       </w:r>
     </w:p>
     <w:p>
       <w:r>
-        <w:t>模型概率：皇马胜67.7% / 平局21.0% / 皇家社会胜11.3%。</w:t>
+        <w:t>一个容易被忽略的细节：机构给皇马胜平负1.22——换算成概率是72.6%的胜面；但同一时间，让一球的盘面只给净胜两球51.5%。</w:t>
       </w:r>
     </w:p>
     <w:p>
       <w:r>
-        <w:t>对比机构给主队的近73%理论胜率，模型砍掉了约5个点；平局则比市场隐含的16%高出5个点——这就是本场最大的价值偏差所在。</w:t>
+        <w:t>这两个数字放在一起，就是定价体系的自相矛盾：如果皇马真能赢两球的概率超过五成，那胜平负的1.22就不该这么便宜；如果皇马只是"赢"而不是"大胜"，那让一球就不该给到五成以上。机构用胜平负撑住了皇马的面子，用让球线守住了自己的里子——两边都定价，两边都不愿意把话说满。</w:t>
       </w:r>
     </w:p>
-    <w:p/>
     <w:p>
-      <w:pPr>
-        <w:jc w:val="center"/>
-      </w:pPr>
       <w:r>
-        <w:drawing>
-          <wp:inline xmlns:a="http://schemas.openxmlformats.org/drawingml/2006/main" xmlns:pic="http://schemas.openxmlformats.org/drawingml/2006/picture">
-            <wp:extent cx="5029200" cy="2873829"/>
-            <wp:docPr id="1" name="Picture 1"/>
-            <wp:cNvGraphicFramePr>
-              <a:graphicFrameLocks noChangeAspect="1"/>
-            </wp:cNvGraphicFramePr>
-            <a:graphic>
-              <a:graphicData uri="http://schemas.openxmlformats.org/drawingml/2006/picture">
-                <pic:pic>
-                  <pic:nvPicPr>
-                    <pic:cNvPr id="0" name="bar_model_vs_market.png"/>
-                    <pic:cNvPicPr/>
-                  </pic:nvPicPr>
-                  <pic:blipFill>
-                    <a:blip r:embed="rId9"/>
-                    <a:stretch>
-                      <a:fillRect/>
-                    </a:stretch>
-                  </pic:blipFill>
-                  <pic:spPr>
-                    <a:xfrm>
-                      <a:off x="0" y="0"/>
-                      <a:ext cx="5029200" cy="2873829"/>
-                    </a:xfrm>
-                    <a:prstGeom prst="rect"/>
-                  </pic:spPr>
-                </pic:pic>
-              </a:graphicData>
-            </a:graphic>
-          </wp:inline>
-        </w:drawing>
-      </w:r>
-    </w:p>
-    <w:p/>
-    <w:p>
-      <w:pPr>
-        <w:jc w:val="center"/>
-      </w:pPr>
-      <w:r>
-        <w:drawing>
-          <wp:inline xmlns:a="http://schemas.openxmlformats.org/drawingml/2006/main" xmlns:pic="http://schemas.openxmlformats.org/drawingml/2006/picture">
-            <wp:extent cx="5029200" cy="2873829"/>
-            <wp:docPr id="2" name="Picture 2"/>
-            <wp:cNvGraphicFramePr>
-              <a:graphicFrameLocks noChangeAspect="1"/>
-            </wp:cNvGraphicFramePr>
-            <a:graphic>
-              <a:graphicData uri="http://schemas.openxmlformats.org/drawingml/2006/picture">
-                <pic:pic>
-                  <pic:nvPicPr>
-                    <pic:cNvPr id="0" name="score_top8_madrid.png"/>
-                    <pic:cNvPicPr/>
-                  </pic:nvPicPr>
-                  <pic:blipFill>
-                    <a:blip r:embed="rId10"/>
-                    <a:stretch>
-                      <a:fillRect/>
-                    </a:stretch>
-                  </pic:blipFill>
-                  <pic:spPr>
-                    <a:xfrm>
-                      <a:off x="0" y="0"/>
-                      <a:ext cx="5029200" cy="2873829"/>
-                    </a:xfrm>
-                    <a:prstGeom prst="rect"/>
-                  </pic:spPr>
-                </pic:pic>
-              </a:graphicData>
-            </a:graphic>
-          </wp:inline>
-        </w:drawing>
-      </w:r>
-    </w:p>
-    <w:p/>
-    <w:p>
-      <w:pPr>
-        <w:jc w:val="center"/>
-      </w:pPr>
-      <w:r>
-        <w:drawing>
-          <wp:inline xmlns:a="http://schemas.openxmlformats.org/drawingml/2006/main" xmlns:pic="http://schemas.openxmlformats.org/drawingml/2006/picture">
-            <wp:extent cx="3200400" cy="3200400"/>
-            <wp:docPr id="3" name="Picture 3"/>
-            <wp:cNvGraphicFramePr>
-              <a:graphicFrameLocks noChangeAspect="1"/>
-            </wp:cNvGraphicFramePr>
-            <a:graphic>
-              <a:graphicData uri="http://schemas.openxmlformats.org/drawingml/2006/picture">
-                <pic:pic>
-                  <pic:nvPicPr>
-                    <pic:cNvPr id="0" name="radar_madrid_vs_sociedad.png"/>
-                    <pic:cNvPicPr/>
-                  </pic:nvPicPr>
-                  <pic:blipFill>
-                    <a:blip r:embed="rId11"/>
-                    <a:stretch>
-                      <a:fillRect/>
-                    </a:stretch>
-                  </pic:blipFill>
-                  <pic:spPr>
-                    <a:xfrm>
-                      <a:off x="0" y="0"/>
-                      <a:ext cx="3200400" cy="3200400"/>
-                    </a:xfrm>
-                    <a:prstGeom prst="rect"/>
-                  </pic:spPr>
-                </pic:pic>
-              </a:graphicData>
-            </a:graphic>
-          </wp:inline>
-        </w:drawing>
+        <w:t>模型给出的答案是：皇马赢的概率67.7%，但赢两球的概率只有42.6%，走盘（恰好赢一球）的概率高达25%。换句话说，每四场这种比赛，就有一场让球方白忙活。</w:t>
       </w:r>
     </w:p>
     <w:p/>
@@ -423,27 +78,22 @@
         <w:pStyle w:val="Heading1"/>
       </w:pPr>
       <w:r>
-        <w:t>💰 信号解读</w:t>
+        <w:t>三、被低估的平局：赛季初的慢热是结构性的</w:t>
       </w:r>
     </w:p>
     <w:p>
       <w:r>
-        <w:t>机构近73%的理论胜率 vs 模型67.7%——这5个点的差距就是本场的空间；</w:t>
+        <w:t>第三个偏差藏在平局里。市场给平局16.4%，模型给21%，差了将近5个点。这不是拍脑袋，而是三个因素叠加：</w:t>
       </w:r>
     </w:p>
     <w:p>
       <w:r>
-        <w:t>平局被系统性低估：模型21%，市场只给了16%；</w:t>
+        <w:t>第一，赛季首轮的强队普遍慢热——皇马首轮2-1是险胜，新援贝林厄姆、居莱尔还在磨合进攻体系，阵地战效率远没到最佳。第二，皇家社会的处境决定姿态——积分榜第19位，客场面对皇马，摆大巴偷一分是收益最高的策略，他们近10场有2场平局，客场平局率30%。第三，历史交锋的边际在收窄——近10次交锋皇马7胜1平2负确实碾压，但最近三次比分是1-1、2-0、2-0，赢一球和赢两球的边界越来越模糊。</w:t>
       </w:r>
     </w:p>
     <w:p>
       <w:r>
-        <w:t>让一球净胜两球门槛模型仅42.6%，比市场低9个点，1-0走盘的风险不容忽视。</w:t>
-      </w:r>
-    </w:p>
-    <w:p>
-      <w:r>
-        <w:t>有时候不是被看好的球队不强，是定价自己飘了。</w:t>
+        <w:t>三个因素同向作用，把1-1和0-0的合计概率推到了17.3%——这比市场隐含的平局概率高出不少。</w:t>
       </w:r>
     </w:p>
     <w:p/>
@@ -452,22 +102,22 @@
         <w:pStyle w:val="Heading1"/>
       </w:pPr>
       <w:r>
-        <w:t>🎬 剧本推演</w:t>
+        <w:t>四、反对者的声音：皇马碾压论，怎么拆？</w:t>
       </w:r>
     </w:p>
     <w:p>
       <w:r>
-        <w:t>剧本一：上半场僵持，皇马下半场发力，2-0或1-0收场——这是主路径，但1-0意味着让一球走盘；</w:t>
+        <w:t>一定有人说：皇马身价是皇家社会的三倍，历史交锋7胜1平2负，主场伯纳乌，怎么可能只赢一球？</w:t>
       </w:r>
     </w:p>
     <w:p>
       <w:r>
-        <w:t>剧本二：皇家社会先偷一个，皇马回敬两球，2-1收场，净胜两球勉强兑现；</w:t>
+        <w:t>这个反驳成立的前提是"身价和交锋记录能直接换算成进球"。但模型里，纸面实力只占三成权重，七成来自实际攻防数据——而实际数据告诉我们：皇马近10场进19球里，有相当一部分是友谊赛刷的；皇社客场虽然烂，但丢球18个里同样有杯赛惨败的水分。两队真实水平的差距，没有身价差距那么夸张。</w:t>
       </w:r>
     </w:p>
     <w:p>
       <w:r>
-        <w:t>剧本三：双方缠斗到60分钟仍无进球，平局成色上升，1-1别丢。</w:t>
+        <w:t>更何况，让一球的盘面本身就在赌"净胜两球"这个小概率事件——42.6%的概率意味着接近六成的情况下，这个门槛过不去。碾压论说服了市场给皇马72.6%的胜面，但说服不了皇马赢两球。</w:t>
       </w:r>
     </w:p>
     <w:p/>
@@ -476,152 +126,57 @@
         <w:pStyle w:val="Heading1"/>
       </w:pPr>
       <w:r>
-        <w:t>🎯 核心推演矩阵</w:t>
+        <w:t>五、什么情况下这个判断会失效</w:t>
       </w:r>
     </w:p>
-    <w:tbl>
-      <w:tblPr>
-        <w:tblStyle w:val="TableGrid"/>
-        <w:tblW w:type="auto" w:w="0"/>
-        <w:tblLook w:firstColumn="1" w:firstRow="1" w:lastColumn="0" w:lastRow="0" w:noHBand="0" w:noVBand="1" w:val="04A0"/>
-      </w:tblPr>
-      <w:tblGrid>
-        <w:gridCol w:w="1440"/>
-        <w:gridCol w:w="1440"/>
-        <w:gridCol w:w="1440"/>
-        <w:gridCol w:w="1440"/>
-        <w:gridCol w:w="1440"/>
-        <w:gridCol w:w="1440"/>
-      </w:tblGrid>
-      <w:tr>
-        <w:tc>
-          <w:tcPr>
-            <w:tcW w:type="dxa" w:w="1440"/>
-          </w:tcPr>
-          <w:p>
-            <w:r>
-              <w:t>场次</w:t>
-            </w:r>
-          </w:p>
-        </w:tc>
-        <w:tc>
-          <w:tcPr>
-            <w:tcW w:type="dxa" w:w="1440"/>
-          </w:tcPr>
-          <w:p>
-            <w:r>
-              <w:t>机构胜率</w:t>
-            </w:r>
-          </w:p>
-        </w:tc>
-        <w:tc>
-          <w:tcPr>
-            <w:tcW w:type="dxa" w:w="1440"/>
-          </w:tcPr>
-          <w:p>
-            <w:r>
-              <w:t>模型胜率</w:t>
-            </w:r>
-          </w:p>
-        </w:tc>
-        <w:tc>
-          <w:tcPr>
-            <w:tcW w:type="dxa" w:w="1440"/>
-          </w:tcPr>
-          <w:p>
-            <w:r>
-              <w:t>价值偏差</w:t>
-            </w:r>
-          </w:p>
-        </w:tc>
-        <w:tc>
-          <w:tcPr>
-            <w:tcW w:type="dxa" w:w="1440"/>
-          </w:tcPr>
-          <w:p>
-            <w:r>
-              <w:t>节奏倾向</w:t>
-            </w:r>
-          </w:p>
-        </w:tc>
-        <w:tc>
-          <w:tcPr>
-            <w:tcW w:type="dxa" w:w="1440"/>
-          </w:tcPr>
-          <w:p>
-            <w:r>
-              <w:t>比分前瞻</w:t>
-            </w:r>
-          </w:p>
-        </w:tc>
-      </w:tr>
-      <w:tr>
-        <w:tc>
-          <w:tcPr>
-            <w:tcW w:type="dxa" w:w="1440"/>
-          </w:tcPr>
-          <w:p>
-            <w:r>
-              <w:t>周三010 皇马vs皇家</w:t>
-            </w:r>
-          </w:p>
-        </w:tc>
-        <w:tc>
-          <w:tcPr>
-            <w:tcW w:type="dxa" w:w="1440"/>
-          </w:tcPr>
-          <w:p>
-            <w:r>
-              <w:t>约73%</w:t>
-            </w:r>
-          </w:p>
-        </w:tc>
-        <w:tc>
-          <w:tcPr>
-            <w:tcW w:type="dxa" w:w="1440"/>
-          </w:tcPr>
-          <w:p>
-            <w:r>
-              <w:t>67.7%</w:t>
-            </w:r>
-          </w:p>
-        </w:tc>
-        <w:tc>
-          <w:tcPr>
-            <w:tcW w:type="dxa" w:w="1440"/>
-          </w:tcPr>
-          <w:p>
-            <w:r>
-              <w:t>约-5pp</w:t>
-            </w:r>
-          </w:p>
-        </w:tc>
-        <w:tc>
-          <w:tcPr>
-            <w:tcW w:type="dxa" w:w="1440"/>
-          </w:tcPr>
-          <w:p>
-            <w:r>
-              <w:t>小球1-2球</w:t>
-            </w:r>
-          </w:p>
-        </w:tc>
-        <w:tc>
-          <w:tcPr>
-            <w:tcW w:type="dxa" w:w="1440"/>
-          </w:tcPr>
-          <w:p>
-            <w:r>
-              <w:t>2-0 → 1-0 → 防1-1/2-1</w:t>
-            </w:r>
-          </w:p>
-        </w:tc>
-      </w:tr>
-    </w:tbl>
+    <w:p>
+      <w:r>
+        <w:t>这个分析有两个明确的失效条件。第一，如果皇马上半场就取得两球领先（这对应42.6%的兑现路径），比赛提前进入垃圾时间，皇家社会的摆大巴计划直接破产——这种情况下让球活，分析死。第二，如果贝林厄姆、居莱尔的磨合在第一轮之后突然打通，皇马打出3-0、4-0级别的效率，那模型对"赛季初慢热"的假设就不成立。</w:t>
+      </w:r>
+    </w:p>
+    <w:p>
+      <w:r>
+        <w:t>反过来，如果皇家社会真的偷到1-1甚至0-0，市场的高热度定价就会被打回原形——这正是模型比市场多出5个点平局概率的兑现路径。</w:t>
+      </w:r>
+    </w:p>
+    <w:p/>
+    <w:p>
+      <w:pPr>
+        <w:pStyle w:val="Heading1"/>
+      </w:pPr>
+      <w:r>
+        <w:t>六、把认知差变成决策框架</w:t>
+      </w:r>
+    </w:p>
+    <w:p>
+      <w:r>
+        <w:t>这场球的价值排序，和大多数人的直觉相反：</w:t>
+      </w:r>
+    </w:p>
+    <w:p>
+      <w:r>
+        <w:t>第一档是方向——皇马不败88.7%，这是全场最稳的格子，但定价也最充分，没什么肉。</w:t>
+      </w:r>
+    </w:p>
+    <w:p>
+      <w:r>
+        <w:t>第二档是平局21%——市场只给16.4%，这是全场被低估最多的格子，但概率本身不高，只能当防范不能当主攻。</w:t>
+      </w:r>
+    </w:p>
+    <w:p>
+      <w:r>
+        <w:t>第三档是比分——模型首选2-0（13.7%），次选1-0（13.4%），但这两个比分恰好卡在走盘和兑现两球之间的边界上，1-0意味着让球白忙。真正值得留意的防范比分是1-1（9.9%）。</w:t>
+      </w:r>
+    </w:p>
+    <w:p>
+      <w:r>
+        <w:t>一句话总结：皇马赢是大概率，皇马赢两球是小概率，皇马被逼平是市场最不认、模型最警惕的事。</w:t>
+      </w:r>
+    </w:p>
     <w:p/>
     <w:p>
       <w:r>
-        <w:t>你们觉得这场是皇马轻取两球起步，还是皇家社会真能咬下一分？评论区亮出你的比分，赛后回来验证。</w:t>
+        <w:t>你们觉得这场是2-0轻取，还是1-1爆冷？评论区亮出你的比分，赛后回来验证。</w:t>
       </w:r>
     </w:p>
     <w:p/>

--- a/📝文章/20260827/周三010_皇马vs皇家社会_头条版.docx
+++ b/📝文章/20260827/周三010_皇马vs皇家社会_头条版.docx
@@ -59,7 +59,7 @@
     </w:p>
     <w:p>
       <w:r>
-        <w:t>一个容易被忽略的细节：机构给皇马胜平负1.22——换算成概率是72.6%的胜面；但同一时间，让一球的盘面只给净胜两球51.5%。</w:t>
+        <w:t>一个容易被忽略的细节：机构给皇马胜平负1.22——换算成概率是72.6%的胜面；但同一时间，让一球的方向只给净胜两球51.5%。</w:t>
       </w:r>
     </w:p>
     <w:p>
@@ -70,6 +70,58 @@
     <w:p>
       <w:r>
         <w:t>模型给出的答案是：皇马赢的概率67.7%，但赢两球的概率只有42.6%，走盘（恰好赢一球）的概率高达25%。换句话说，每四场这种比赛，就有一场让球方白忙活。</w:t>
+      </w:r>
+    </w:p>
+    <w:p/>
+    <w:p>
+      <w:pPr>
+        <w:jc w:val="center"/>
+      </w:pPr>
+      <w:r>
+        <w:drawing>
+          <wp:inline xmlns:a="http://schemas.openxmlformats.org/drawingml/2006/main" xmlns:pic="http://schemas.openxmlformats.org/drawingml/2006/picture">
+            <wp:extent cx="5120640" cy="2926080"/>
+            <wp:docPr id="1" name="Picture 1"/>
+            <wp:cNvGraphicFramePr>
+              <a:graphicFrameLocks noChangeAspect="1"/>
+            </wp:cNvGraphicFramePr>
+            <a:graphic>
+              <a:graphicData uri="http://schemas.openxmlformats.org/drawingml/2006/picture">
+                <pic:pic>
+                  <pic:nvPicPr>
+                    <pic:cNvPr id="0" name="bar_model_vs_market.png"/>
+                    <pic:cNvPicPr/>
+                  </pic:nvPicPr>
+                  <pic:blipFill>
+                    <a:blip r:embed="rId9"/>
+                    <a:stretch>
+                      <a:fillRect/>
+                    </a:stretch>
+                  </pic:blipFill>
+                  <pic:spPr>
+                    <a:xfrm>
+                      <a:off x="0" y="0"/>
+                      <a:ext cx="5120640" cy="2926080"/>
+                    </a:xfrm>
+                    <a:prstGeom prst="rect"/>
+                  </pic:spPr>
+                </pic:pic>
+              </a:graphicData>
+            </a:graphic>
+          </wp:inline>
+        </w:drawing>
+      </w:r>
+    </w:p>
+    <w:p>
+      <w:pPr>
+        <w:jc w:val="center"/>
+      </w:pPr>
+      <w:r>
+        <w:rPr>
+          <w:color w:val="888888"/>
+          <w:sz w:val="18"/>
+        </w:rPr>
+        <w:t>▲ 模型 vs 市场：皇马胜率下修4.9pp，平局上浮4.6pp</w:t>
       </w:r>
     </w:p>
     <w:p/>
@@ -99,6 +151,58 @@
     <w:p/>
     <w:p>
       <w:pPr>
+        <w:jc w:val="center"/>
+      </w:pPr>
+      <w:r>
+        <w:drawing>
+          <wp:inline xmlns:a="http://schemas.openxmlformats.org/drawingml/2006/main" xmlns:pic="http://schemas.openxmlformats.org/drawingml/2006/picture">
+            <wp:extent cx="5120640" cy="2926080"/>
+            <wp:docPr id="2" name="Picture 2"/>
+            <wp:cNvGraphicFramePr>
+              <a:graphicFrameLocks noChangeAspect="1"/>
+            </wp:cNvGraphicFramePr>
+            <a:graphic>
+              <a:graphicData uri="http://schemas.openxmlformats.org/drawingml/2006/picture">
+                <pic:pic>
+                  <pic:nvPicPr>
+                    <pic:cNvPr id="0" name="score_top8_madrid.png"/>
+                    <pic:cNvPicPr/>
+                  </pic:nvPicPr>
+                  <pic:blipFill>
+                    <a:blip r:embed="rId10"/>
+                    <a:stretch>
+                      <a:fillRect/>
+                    </a:stretch>
+                  </pic:blipFill>
+                  <pic:spPr>
+                    <a:xfrm>
+                      <a:off x="0" y="0"/>
+                      <a:ext cx="5120640" cy="2926080"/>
+                    </a:xfrm>
+                    <a:prstGeom prst="rect"/>
+                  </pic:spPr>
+                </pic:pic>
+              </a:graphicData>
+            </a:graphic>
+          </wp:inline>
+        </w:drawing>
+      </w:r>
+    </w:p>
+    <w:p>
+      <w:pPr>
+        <w:jc w:val="center"/>
+      </w:pPr>
+      <w:r>
+        <w:rPr>
+          <w:color w:val="888888"/>
+          <w:sz w:val="18"/>
+        </w:rPr>
+        <w:t>▲ 比分概率Top8：首选2-0，次选1-0，防范1-1</w:t>
+      </w:r>
+    </w:p>
+    <w:p/>
+    <w:p>
+      <w:pPr>
         <w:pStyle w:val="Heading1"/>
       </w:pPr>
       <w:r>
@@ -117,7 +221,7 @@
     </w:p>
     <w:p>
       <w:r>
-        <w:t>更何况，让一球的盘面本身就在赌"净胜两球"这个小概率事件——42.6%的概率意味着接近六成的情况下，这个门槛过不去。碾压论说服了市场给皇马72.6%的胜面，但说服不了皇马赢两球。</w:t>
+        <w:t>更何况，让一球的方向本身就在赌"净胜两球"这个小概率事件——42.6%的概率意味着接近六成的情况下，这个门槛过不去。碾压论说服了市场给皇马72.6%的胜面，但说服不了皇马赢两球。</w:t>
       </w:r>
     </w:p>
     <w:p/>
@@ -188,6 +292,177 @@
     <w:p>
       <w:r>
         <w:t>数据来源：懂球帝、ESPN、各队官网</w:t>
+      </w:r>
+    </w:p>
+    <w:p/>
+    <w:p>
+      <w:pPr>
+        <w:jc w:val="center"/>
+      </w:pPr>
+      <w:r>
+        <w:drawing>
+          <wp:inline xmlns:a="http://schemas.openxmlformats.org/drawingml/2006/main" xmlns:pic="http://schemas.openxmlformats.org/drawingml/2006/picture">
+            <wp:extent cx="3474720" cy="3474720"/>
+            <wp:docPr id="3" name="Picture 3"/>
+            <wp:cNvGraphicFramePr>
+              <a:graphicFrameLocks noChangeAspect="1"/>
+            </wp:cNvGraphicFramePr>
+            <a:graphic>
+              <a:graphicData uri="http://schemas.openxmlformats.org/drawingml/2006/picture">
+                <pic:pic>
+                  <pic:nvPicPr>
+                    <pic:cNvPr id="0" name="radar_madrid_vs_sociedad.png"/>
+                    <pic:cNvPicPr/>
+                  </pic:nvPicPr>
+                  <pic:blipFill>
+                    <a:blip r:embed="rId11"/>
+                    <a:stretch>
+                      <a:fillRect/>
+                    </a:stretch>
+                  </pic:blipFill>
+                  <pic:spPr>
+                    <a:xfrm>
+                      <a:off x="0" y="0"/>
+                      <a:ext cx="3474720" cy="3474720"/>
+                    </a:xfrm>
+                    <a:prstGeom prst="rect"/>
+                  </pic:spPr>
+                </pic:pic>
+              </a:graphicData>
+            </a:graphic>
+          </wp:inline>
+        </w:drawing>
+      </w:r>
+    </w:p>
+    <w:p>
+      <w:pPr>
+        <w:jc w:val="center"/>
+      </w:pPr>
+      <w:r>
+        <w:rPr>
+          <w:color w:val="888888"/>
+          <w:sz w:val="18"/>
+        </w:rPr>
+        <w:t>▲ 14维评分雷达：皇马全面占优，但幅度低于身价差距</w:t>
+      </w:r>
+    </w:p>
+    <w:p/>
+    <w:p>
+      <w:pPr>
+        <w:pStyle w:val="Heading1"/>
+      </w:pPr>
+      <w:r>
+        <w:t>📸 配图参考：近期搜索关键词</w:t>
+      </w:r>
+    </w:p>
+    <w:p>
+      <w:pPr>
+        <w:pStyle w:val="IntenseQuote"/>
+      </w:pPr>
+      <w:r>
+        <w:t>（发布时删除本节，关键词用于图片库检索）</w:t>
+      </w:r>
+    </w:p>
+    <w:p>
+      <w:pPr>
+        <w:pStyle w:val="Heading2"/>
+      </w:pPr>
+      <w:r>
+        <w:t>主队 · 皇马</w:t>
+      </w:r>
+    </w:p>
+    <w:p>
+      <w:pPr>
+        <w:spacing w:after="40"/>
+      </w:pPr>
+      <w:r>
+        <w:t>中文：皇马 2026-27赛季 西甲首轮 伯纳乌 赛前训练 贝林厄姆</w:t>
+      </w:r>
+    </w:p>
+    <w:p>
+      <w:pPr>
+        <w:spacing w:after="40"/>
+      </w:pPr>
+      <w:r>
+        <w:t>中文：皇马 8月26日 赛前发布会 安切洛蒂 首发阵容</w:t>
+      </w:r>
+    </w:p>
+    <w:p>
+      <w:pPr>
+        <w:spacing w:after="40"/>
+      </w:pPr>
+      <w:r>
+        <w:t>English：Real Madrid La Liga 2026-27 first round Bernabeu pre-match training Bellingham</w:t>
+      </w:r>
+    </w:p>
+    <w:p>
+      <w:pPr>
+        <w:spacing w:after="40"/>
+      </w:pPr>
+      <w:r>
+        <w:t>English：Real Madrid August 26 press conference Ancelotti lineup</w:t>
+      </w:r>
+    </w:p>
+    <w:p>
+      <w:pPr>
+        <w:spacing w:after="40"/>
+      </w:pPr>
+      <w:r>
+        <w:t>English：Real Madrid warm-up friendly August 2026 squad</w:t>
+      </w:r>
+    </w:p>
+    <w:p>
+      <w:pPr>
+        <w:pStyle w:val="Heading2"/>
+      </w:pPr>
+      <w:r>
+        <w:t>客队 · 皇家社会</w:t>
+      </w:r>
+    </w:p>
+    <w:p>
+      <w:pPr>
+        <w:spacing w:after="40"/>
+      </w:pPr>
+      <w:r>
+        <w:t>中文：皇家社会 西甲 客场 赛前训练 备战皇马</w:t>
+      </w:r>
+    </w:p>
+    <w:p>
+      <w:pPr>
+        <w:spacing w:after="40"/>
+      </w:pPr>
+      <w:r>
+        <w:t>中文：皇家社会 8月26日 首发预测 伊马诺尔</w:t>
+      </w:r>
+    </w:p>
+    <w:p>
+      <w:pPr>
+        <w:spacing w:after="40"/>
+      </w:pPr>
+      <w:r>
+        <w:t>English：Real Sociedad La Liga away match preparation training August 2026</w:t>
+      </w:r>
+    </w:p>
+    <w:p>
+      <w:pPr>
+        <w:spacing w:after="40"/>
+      </w:pPr>
+      <w:r>
+        <w:t>English：Real Sociedad Imanol lineup prediction Real Madrid away</w:t>
+      </w:r>
+    </w:p>
+    <w:p>
+      <w:pPr>
+        <w:spacing w:after="40"/>
+      </w:pPr>
+      <w:r>
+        <w:t>English：Real Sociedad 2026-27 season squad news</w:t>
+      </w:r>
+    </w:p>
+    <w:p/>
+    <w:p>
+      <w:r>
+        <w:t>配图来源建议：中文源=懂球帝/视觉中国；英文源=Getty Images/ESPN。关键词组合=队名+赛事+日期+场景。</w:t>
       </w:r>
     </w:p>
     <w:sectPr>
